--- a/Work/Los Brazos De Papá Grupo Grace.docx
+++ b/Work/Los Brazos De Papá Grupo Grace.docx
@@ -228,6 +228,7 @@
                               </w:rPr>
                               <w:t xml:space="preserve"> </w:t>
                             </w:r>
+                            <w:proofErr w:type="spellStart"/>
                             <w:r>
                               <w:rPr>
                                 <w:sz w:val="28"/>
@@ -235,6 +236,7 @@
                               </w:rPr>
                               <w:t>uoh</w:t>
                             </w:r>
+                            <w:proofErr w:type="spellEnd"/>
                             <w:r>
                               <w:rPr>
                                 <w:sz w:val="28"/>
@@ -256,8 +258,17 @@
                                 <w:sz w:val="28"/>
                                 <w:szCs w:val="28"/>
                               </w:rPr>
-                              <w:t xml:space="preserve"> oh oh</w:t>
-                            </w:r>
+                              <w:t xml:space="preserve"> oh </w:t>
+                            </w:r>
+                            <w:proofErr w:type="spellStart"/>
+                            <w:r>
+                              <w:rPr>
+                                <w:sz w:val="28"/>
+                                <w:szCs w:val="28"/>
+                              </w:rPr>
+                              <w:t>oh</w:t>
+                            </w:r>
+                            <w:proofErr w:type="spellEnd"/>
                           </w:p>
                           <w:p>
                             <w:pPr>
@@ -908,6 +919,7 @@
                         </w:rPr>
                         <w:t xml:space="preserve"> </w:t>
                       </w:r>
+                      <w:proofErr w:type="spellStart"/>
                       <w:r>
                         <w:rPr>
                           <w:sz w:val="28"/>
@@ -915,6 +927,7 @@
                         </w:rPr>
                         <w:t>uoh</w:t>
                       </w:r>
+                      <w:proofErr w:type="spellEnd"/>
                       <w:r>
                         <w:rPr>
                           <w:sz w:val="28"/>
@@ -936,8 +949,17 @@
                           <w:sz w:val="28"/>
                           <w:szCs w:val="28"/>
                         </w:rPr>
-                        <w:t xml:space="preserve"> oh oh</w:t>
-                      </w:r>
+                        <w:t xml:space="preserve"> oh </w:t>
+                      </w:r>
+                      <w:proofErr w:type="spellStart"/>
+                      <w:r>
+                        <w:rPr>
+                          <w:sz w:val="28"/>
+                          <w:szCs w:val="28"/>
+                        </w:rPr>
+                        <w:t>oh</w:t>
+                      </w:r>
+                      <w:proofErr w:type="spellEnd"/>
                     </w:p>
                     <w:p>
                       <w:pPr>
@@ -1460,35 +1482,7 @@
           <w:sz w:val="28"/>
           <w:szCs w:val="28"/>
         </w:rPr>
-        <w:t xml:space="preserve">G# </w:t>
-      </w:r>
-      <w:r>
-        <w:rPr>
-          <w:sz w:val="28"/>
-          <w:szCs w:val="28"/>
-        </w:rPr>
-        <w:t xml:space="preserve">- </w:t>
-      </w:r>
-      <w:r>
-        <w:rPr>
-          <w:sz w:val="28"/>
-          <w:szCs w:val="28"/>
-        </w:rPr>
-        <w:t xml:space="preserve">Cm7 </w:t>
-      </w:r>
-      <w:r>
-        <w:rPr>
-          <w:sz w:val="28"/>
-          <w:szCs w:val="28"/>
-        </w:rPr>
-        <w:t>-</w:t>
-      </w:r>
-      <w:r>
-        <w:rPr>
-          <w:sz w:val="28"/>
-          <w:szCs w:val="28"/>
-        </w:rPr>
-        <w:t xml:space="preserve"> Fm7 </w:t>
+        <w:t xml:space="preserve">G# - Cm7 - Fm7 </w:t>
       </w:r>
       <w:r>
         <w:rPr>
@@ -1943,14 +1937,7 @@
           <w:sz w:val="28"/>
           <w:szCs w:val="28"/>
         </w:rPr>
-        <w:t>has</w:t>
-      </w:r>
-      <w:r>
-        <w:rPr>
-          <w:sz w:val="28"/>
-          <w:szCs w:val="28"/>
-        </w:rPr>
-        <w:t xml:space="preserve"> abrazado</w:t>
+        <w:t>has abrazado</w:t>
       </w:r>
       <w:r>
         <w:rPr>
